--- a/mps-nivel-c/oficial/04_registros/PROFARMA_Cadastro-de-Clientes/GDE-PROFARMA01-001_Registro-de-Analise-de-Decisao.docx
+++ b/mps-nivel-c/oficial/04_registros/PROFARMA_Cadastro-de-Clientes/GDE-PROFARMA01-001_Registro-de-Analise-de-Decisao.docx
@@ -34,7 +34,7 @@
           <w:color w:val="555555"/>
           <w:sz w:val="20"/>
         </w:rPr>
-        <w:t>GDE-PROFARMA01-001   ·   Versão Data   ·   05/06/2026   ·   Timeware Brasil</w:t>
+        <w:t>GDE-PROFARMA01-001   ·   Versão 1.0   ·   05/06/2026   ·   Timeware Brasil</w:t>
       </w:r>
     </w:p>
     <w:p>
@@ -10611,7 +10611,7 @@
         <w:color w:val="555555"/>
         <w:sz w:val="16"/>
       </w:rPr>
-      <w:t>vData  ·  05/06/2026</w:t>
+      <w:t>v1.0  ·  05/06/2026</w:t>
     </w:r>
     <w:r>
       <w:tab/>
@@ -10673,7 +10673,7 @@
         <w:color w:val="555555"/>
         <w:sz w:val="16"/>
       </w:rPr>
-      <w:t>vData  ·  05/06/2026</w:t>
+      <w:t>v1.0  ·  05/06/2026</w:t>
     </w:r>
     <w:r>
       <w:tab/>

--- a/mps-nivel-c/oficial/04_registros/PROFARMA_Cadastro-de-Clientes/GDE-PROFARMA01-001_Registro-de-Analise-de-Decisao.docx
+++ b/mps-nivel-c/oficial/04_registros/PROFARMA_Cadastro-de-Clientes/GDE-PROFARMA01-001_Registro-de-Analise-de-Decisao.docx
@@ -8325,7 +8325,7 @@
           <w:i w:val="0"/>
           <w:sz w:val="22"/>
         </w:rPr>
-        <w:t xml:space="preserve"> Tiago Nascimento (COO — Timeware)</w:t>
+        <w:t xml:space="preserve"> Cézar Hiraki Velázquez (Tech Lead — Timeware)</w:t>
       </w:r>
     </w:p>
     <w:p>

--- a/mps-nivel-c/oficial/04_registros/PROFARMA_Cadastro-de-Clientes/GDE-PROFARMA01-001_Registro-de-Analise-de-Decisao.docx
+++ b/mps-nivel-c/oficial/04_registros/PROFARMA_Cadastro-de-Clientes/GDE-PROFARMA01-001_Registro-de-Analise-de-Decisao.docx
@@ -10541,7 +10541,7 @@
                 <w:i w:val="0"/>
                 <w:sz w:val="20"/>
               </w:rPr>
-              <w:t>Time de Melhoria Contínua</w:t>
+              <w:t>Abraão Oliveira</w:t>
             </w:r>
           </w:p>
         </w:tc>
